--- a/VERCEL/documentation/ImmoAI_Documentation.docx
+++ b/VERCEL/documentation/ImmoAI_Documentation.docx
@@ -3441,7 +3441,23 @@
           <w:sz w:val="22"/>
           <w:szCs w:val="22"/>
         </w:rPr>
-        <w:t xml:space="preserve">Taux d'assurance emprunteur — par défaut 0,25%</w:t>
+        <w:t xml:space="preserve">Taux d’assurance emprunteur — par défaut 0,25%</w:t>
+      </w:r>
+    </w:p>
+    <w:p>
+      <w:pPr>
+        <w:numPr>
+          <w:ilvl w:val="0"/>
+          <w:numId w:val="1"/>
+        </w:numPr>
+        <w:spacing w:after="80"/>
+      </w:pPr>
+      <w:r>
+        <w:rPr>
+          <w:sz w:val="22"/>
+          <w:szCs w:val="22"/>
+        </w:rPr>
+        <w:t xml:space="preserve">Type de bien : Ancien (~7,5 %) / Neuf ou VEFA (~2,5 %) / Financé sur l’emprunt — détermine les frais de notaire déduits de l’apport</w:t>
       </w:r>
     </w:p>
     <w:p>
@@ -3500,7 +3516,39 @@
           <w:sz w:val="22"/>
           <w:szCs w:val="22"/>
         </w:rPr>
-        <w:t xml:space="preserve">Budget total (emprunt + apport)</w:t>
+        <w:t xml:space="preserve">Budget net achat (prix max du bien, frais de notaire déjà déduits)</w:t>
+      </w:r>
+    </w:p>
+    <w:p>
+      <w:pPr>
+        <w:numPr>
+          <w:ilvl w:val="0"/>
+          <w:numId w:val="1"/>
+        </w:numPr>
+        <w:spacing w:after="80"/>
+      </w:pPr>
+      <w:r>
+        <w:rPr>
+          <w:sz w:val="22"/>
+          <w:szCs w:val="22"/>
+        </w:rPr>
+        <w:t xml:space="preserve">Frais de notaire estimés (déduits de l’apport)</w:t>
+      </w:r>
+    </w:p>
+    <w:p>
+      <w:pPr>
+        <w:numPr>
+          <w:ilvl w:val="0"/>
+          <w:numId w:val="1"/>
+        </w:numPr>
+        <w:spacing w:after="80"/>
+      </w:pPr>
+      <w:r>
+        <w:rPr>
+          <w:sz w:val="22"/>
+          <w:szCs w:val="22"/>
+        </w:rPr>
+        <w:t xml:space="preserve">Budget brut (emprunt + apport avant notaire)</w:t>
       </w:r>
     </w:p>
     <w:p>
